--- a/Section-1.docx
+++ b/Section-1.docx
@@ -1,35 +1,36 @@
 
 <file path=word/document.xml><?xml version="1.0" encoding="utf-8"?>
-<w:document xmlns:wpc="http://schemas.microsoft.com/office/word/2010/wordprocessingCanvas" xmlns:cx="http://schemas.microsoft.com/office/drawing/2014/chartex" xmlns:cx1="http://schemas.microsoft.com/office/drawing/2015/9/8/chartex" xmlns:cx2="http://schemas.microsoft.com/office/drawing/2015/10/21/chartex" xmlns:cx3="http://schemas.microsoft.com/office/drawing/2016/5/9/chartex" xmlns:cx4="http://schemas.microsoft.com/office/drawing/2016/5/10/chartex" xmlns:cx5="http://schemas.microsoft.com/office/drawing/2016/5/11/chartex" xmlns:cx6="http://schemas.microsoft.com/office/drawing/2016/5/12/chartex" xmlns:cx7="http://schemas.microsoft.com/office/drawing/2016/5/13/chartex" xmlns:cx8="http://schemas.microsoft.com/office/drawing/2016/5/14/chartex" xmlns:mc="http://schemas.openxmlformats.org/markup-compatibility/2006" xmlns:aink="http://schemas.microsoft.com/office/drawing/2016/ink" xmlns:am3d="http://schemas.microsoft.com/office/drawing/2017/model3d" xmlns:o="urn:schemas-microsoft-com:office:office" xmlns:r="http://schemas.openxmlformats.org/officeDocument/2006/relationships" xmlns:m="http://schemas.openxmlformats.org/officeDocument/2006/math" xmlns:v="urn:schemas-microsoft-com:vml" xmlns:wp14="http://schemas.microsoft.com/office/word/2010/wordprocessingDrawing" xmlns:wp="http://schemas.openxmlformats.org/drawingml/2006/wordprocessingDrawing" xmlns:w10="urn:schemas-microsoft-com:office:word" xmlns:w="http://schemas.openxmlformats.org/wordprocessingml/2006/main" xmlns:w14="http://schemas.microsoft.com/office/word/2010/wordml" xmlns:w15="http://schemas.microsoft.com/office/word/2012/wordml" xmlns:w16cid="http://schemas.microsoft.com/office/word/2016/wordml/cid" xmlns:w16se="http://schemas.microsoft.com/office/word/2015/wordml/symex" xmlns:wpg="http://schemas.microsoft.com/office/word/2010/wordprocessingGroup" xmlns:wpi="http://schemas.microsoft.com/office/word/2010/wordprocessingInk" xmlns:wne="http://schemas.microsoft.com/office/word/2006/wordml" xmlns:wps="http://schemas.microsoft.com/office/word/2010/wordprocessingShape" mc:Ignorable="w14 w15 w16se w16cid wp14">
+<w:document xmlns:wpc="http://schemas.microsoft.com/office/word/2010/wordprocessingCanvas" xmlns:cx="http://schemas.microsoft.com/office/drawing/2014/chartex" xmlns:cx1="http://schemas.microsoft.com/office/drawing/2015/9/8/chartex" xmlns:cx2="http://schemas.microsoft.com/office/drawing/2015/10/21/chartex" xmlns:cx3="http://schemas.microsoft.com/office/drawing/2016/5/9/chartex" xmlns:cx4="http://schemas.microsoft.com/office/drawing/2016/5/10/chartex" xmlns:cx5="http://schemas.microsoft.com/office/drawing/2016/5/11/chartex" xmlns:cx6="http://schemas.microsoft.com/office/drawing/2016/5/12/chartex" xmlns:cx7="http://schemas.microsoft.com/office/drawing/2016/5/13/chartex" xmlns:cx8="http://schemas.microsoft.com/office/drawing/2016/5/14/chartex" xmlns:mc="http://schemas.openxmlformats.org/markup-compatibility/2006" xmlns:aink="http://schemas.microsoft.com/office/drawing/2016/ink" xmlns:am3d="http://schemas.microsoft.com/office/drawing/2017/model3d" xmlns:o="urn:schemas-microsoft-com:office:office" xmlns:r="http://schemas.openxmlformats.org/officeDocument/2006/relationships" xmlns:m="http://schemas.openxmlformats.org/officeDocument/2006/math" xmlns:v="urn:schemas-microsoft-com:vml" xmlns:wp14="http://schemas.microsoft.com/office/word/2010/wordprocessingDrawing" xmlns:wp="http://schemas.openxmlformats.org/drawingml/2006/wordprocessingDrawing" xmlns:w10="urn:schemas-microsoft-com:office:word" xmlns:w="http://schemas.openxmlformats.org/wordprocessingml/2006/main" xmlns:w14="http://schemas.microsoft.com/office/word/2010/wordml" xmlns:w15="http://schemas.microsoft.com/office/word/2012/wordml" xmlns:w16cex="http://schemas.microsoft.com/office/word/2018/wordml/cex" xmlns:w16cid="http://schemas.microsoft.com/office/word/2016/wordml/cid" xmlns:w16="http://schemas.microsoft.com/office/word/2018/wordml" xmlns:w16sdtdh="http://schemas.microsoft.com/office/word/2020/wordml/sdtdatahash" xmlns:w16se="http://schemas.microsoft.com/office/word/2015/wordml/symex" xmlns:wpg="http://schemas.microsoft.com/office/word/2010/wordprocessingGroup" xmlns:wpi="http://schemas.microsoft.com/office/word/2010/wordprocessingInk" xmlns:wne="http://schemas.microsoft.com/office/word/2006/wordml" xmlns:wps="http://schemas.microsoft.com/office/word/2010/wordprocessingShape" mc:Ignorable="w14 w15 w16se w16cid w16 w16cex w16sdtdh wp14">
   <w:body>
     <w:p>
       <w:pPr>
         <w:pStyle w:val="Heading1"/>
+        <w:numPr>
+          <w:ilvl w:val="0"/>
+          <w:numId w:val="1"/>
+        </w:numPr>
         <w:jc w:val="both"/>
         <w:rPr>
-          <w:rFonts w:ascii="Cambria Math" w:hAnsi="Cambria Math"/>
           <w:lang w:val="en-US"/>
         </w:rPr>
       </w:pPr>
       <w:r>
         <w:rPr>
-          <w:rFonts w:ascii="Cambria Math" w:hAnsi="Cambria Math"/>
           <w:lang w:val="en-US"/>
         </w:rPr>
-        <w:t>Artificial Intelligence:</w:t>
+        <w:t>Artificial Intelligence</w:t>
       </w:r>
     </w:p>
     <w:p>
       <w:pPr>
+        <w:ind w:left="360"/>
         <w:jc w:val="both"/>
         <w:rPr>
-          <w:rFonts w:ascii="Cambria Math" w:hAnsi="Cambria Math"/>
           <w:szCs w:val="24"/>
         </w:rPr>
       </w:pPr>
       <w:r>
         <w:rPr>
-          <w:rFonts w:ascii="Cambria Math" w:hAnsi="Cambria Math"/>
           <w:szCs w:val="24"/>
         </w:rPr>
         <w:t>Artificial Intelligence, or AI, is the area of computer science that focuses on creating machines or systems that can perform tasks which normally need human intelligence. These tasks include understanding language, recognizing images, solving problems, and making decisions. In short, AI is about teaching machines how to think and act smart, just like humans.</w:t>
@@ -38,31 +39,32 @@
     <w:p>
       <w:pPr>
         <w:pStyle w:val="Heading1"/>
+        <w:numPr>
+          <w:ilvl w:val="0"/>
+          <w:numId w:val="1"/>
+        </w:numPr>
         <w:jc w:val="both"/>
         <w:rPr>
-          <w:rFonts w:ascii="Cambria Math" w:hAnsi="Cambria Math"/>
           <w:lang w:val="en-US"/>
         </w:rPr>
       </w:pPr>
       <w:r>
         <w:rPr>
-          <w:rFonts w:ascii="Cambria Math" w:hAnsi="Cambria Math"/>
           <w:lang w:val="en-US"/>
         </w:rPr>
-        <w:t>Machine Learning:</w:t>
+        <w:t>Machine Learning</w:t>
       </w:r>
     </w:p>
     <w:p>
       <w:pPr>
+        <w:ind w:left="360"/>
         <w:jc w:val="both"/>
         <w:rPr>
-          <w:rFonts w:ascii="Cambria Math" w:hAnsi="Cambria Math"/>
           <w:szCs w:val="24"/>
         </w:rPr>
       </w:pPr>
       <w:r>
         <w:rPr>
-          <w:rFonts w:ascii="Cambria Math" w:hAnsi="Cambria Math"/>
           <w:szCs w:val="24"/>
         </w:rPr>
         <w:t>Machine learning refers to the capability of a computer or system to learn from past experiences, mistakes, and patterns in data, and to use this learning to improve its performance without being explicitly programmed.</w:t>
@@ -71,31 +73,32 @@
     <w:p>
       <w:pPr>
         <w:pStyle w:val="Heading1"/>
+        <w:numPr>
+          <w:ilvl w:val="0"/>
+          <w:numId w:val="1"/>
+        </w:numPr>
         <w:jc w:val="both"/>
         <w:rPr>
-          <w:rFonts w:ascii="Cambria Math" w:hAnsi="Cambria Math"/>
           <w:lang w:val="en-US"/>
         </w:rPr>
       </w:pPr>
       <w:r>
         <w:rPr>
-          <w:rFonts w:ascii="Cambria Math" w:hAnsi="Cambria Math"/>
           <w:lang w:val="en-US"/>
         </w:rPr>
-        <w:t>Deep learning:</w:t>
+        <w:t>Deep learning</w:t>
       </w:r>
     </w:p>
     <w:p>
       <w:pPr>
+        <w:ind w:left="360"/>
         <w:jc w:val="both"/>
         <w:rPr>
-          <w:rFonts w:ascii="Cambria Math" w:hAnsi="Cambria Math"/>
           <w:szCs w:val="24"/>
         </w:rPr>
       </w:pPr>
       <w:r>
         <w:rPr>
-          <w:rFonts w:ascii="Cambria Math" w:hAnsi="Cambria Math"/>
           <w:szCs w:val="24"/>
         </w:rPr>
         <w:t>Deep learning is a special type of machine learning that uses structures called artificial neural networks, which are designed to work like the human brain. These networks have many layers, and each layer learns something small from the data. When all layers work together, the machine can understand complex patterns, like recognizing faces, translating languages, or even driving cars. In short, deep learning is machine learning with many layers that allow computers to learn from very large amounts of data.</w:t>
@@ -104,31 +107,32 @@
     <w:p>
       <w:pPr>
         <w:pStyle w:val="Heading2"/>
+        <w:numPr>
+          <w:ilvl w:val="0"/>
+          <w:numId w:val="2"/>
+        </w:numPr>
         <w:jc w:val="both"/>
         <w:rPr>
-          <w:rFonts w:ascii="Cambria Math" w:hAnsi="Cambria Math"/>
           <w:lang w:val="en-US"/>
         </w:rPr>
       </w:pPr>
       <w:r>
         <w:rPr>
-          <w:rFonts w:ascii="Cambria Math" w:hAnsi="Cambria Math"/>
           <w:lang w:val="en-US"/>
         </w:rPr>
-        <w:t>Hierarchy:</w:t>
+        <w:t>Hierarchy</w:t>
       </w:r>
     </w:p>
     <w:p>
       <w:pPr>
+        <w:ind w:firstLine="360"/>
         <w:jc w:val="both"/>
         <w:rPr>
-          <w:rFonts w:ascii="Cambria Math" w:hAnsi="Cambria Math"/>
           <w:szCs w:val="24"/>
         </w:rPr>
       </w:pPr>
       <w:r>
         <w:rPr>
-          <w:rFonts w:ascii="Cambria Math" w:hAnsi="Cambria Math"/>
           <w:szCs w:val="24"/>
         </w:rPr>
         <w:t>AI → ML → DL</w:t>
@@ -137,6 +141,10 @@
     <w:p>
       <w:pPr>
         <w:pStyle w:val="Heading1"/>
+        <w:numPr>
+          <w:ilvl w:val="0"/>
+          <w:numId w:val="1"/>
+        </w:numPr>
         <w:rPr>
           <w:lang w:val="en-US"/>
         </w:rPr>
@@ -145,11 +153,12 @@
         <w:rPr>
           <w:lang w:val="en-US"/>
         </w:rPr>
-        <w:t>First Image Classifier:</w:t>
+        <w:t>First Image Classifier</w:t>
       </w:r>
     </w:p>
     <w:p>
       <w:pPr>
+        <w:ind w:firstLine="360"/>
         <w:rPr>
           <w:lang w:val="en-US"/>
         </w:rPr>
@@ -164,6 +173,10 @@
     <w:p>
       <w:pPr>
         <w:pStyle w:val="Heading1"/>
+        <w:numPr>
+          <w:ilvl w:val="0"/>
+          <w:numId w:val="1"/>
+        </w:numPr>
         <w:rPr>
           <w:lang w:val="en-US"/>
         </w:rPr>
@@ -172,26 +185,23 @@
         <w:rPr>
           <w:lang w:val="en-US"/>
         </w:rPr>
-        <w:t>Resources:</w:t>
+        <w:t>Resources</w:t>
       </w:r>
     </w:p>
     <w:p>
       <w:pPr>
         <w:shd w:val="clear" w:color="auto" w:fill="FFFFFF"/>
-        <w:rPr>
-          <w:rFonts w:ascii="Courier New" w:eastAsia="Courier New" w:hAnsi="Courier New" w:cs="Courier New"/>
+        <w:ind w:firstLine="360"/>
+        <w:rPr>
+          <w:rFonts w:eastAsia="Courier New" w:cs="Courier New"/>
           <w:color w:val="B4690E"/>
-          <w:sz w:val="26"/>
-          <w:szCs w:val="26"/>
-        </w:rPr>
-      </w:pPr>
-      <w:hyperlink r:id="rId4" w:history="1">
+        </w:rPr>
+      </w:pPr>
+      <w:hyperlink r:id="rId5" w:history="1">
         <w:r>
           <w:rPr>
             <w:rStyle w:val="Hyperlink"/>
-            <w:rFonts w:ascii="Courier New" w:eastAsia="Courier New" w:hAnsi="Courier New" w:cs="Courier New"/>
-            <w:sz w:val="26"/>
-            <w:szCs w:val="26"/>
+            <w:rFonts w:eastAsia="Courier New" w:cs="Courier New"/>
           </w:rPr>
           <w:t>https://ml-cheatsheet.readthedocs.io/en/latest/</w:t>
         </w:r>
@@ -201,14 +211,12 @@
       <w:pPr>
         <w:shd w:val="clear" w:color="auto" w:fill="FFFFFF"/>
         <w:rPr>
-          <w:rFonts w:ascii="Courier New" w:eastAsia="Courier New" w:hAnsi="Courier New" w:cs="Courier New"/>
+          <w:rFonts w:eastAsia="Courier New" w:cs="Courier New"/>
           <w:color w:val="B4690E"/>
           <w:sz w:val="26"/>
           <w:szCs w:val="26"/>
         </w:rPr>
       </w:pPr>
-      <w:bookmarkStart w:id="0" w:name="_GoBack"/>
-      <w:bookmarkEnd w:id="0"/>
     </w:p>
     <w:p>
       <w:pPr>
@@ -227,13 +235,223 @@
 </w:document>
 </file>
 
+<file path=word/numbering.xml><?xml version="1.0" encoding="utf-8"?>
+<w:numbering xmlns:wpc="http://schemas.microsoft.com/office/word/2010/wordprocessingCanvas" xmlns:cx="http://schemas.microsoft.com/office/drawing/2014/chartex" xmlns:cx1="http://schemas.microsoft.com/office/drawing/2015/9/8/chartex" xmlns:cx2="http://schemas.microsoft.com/office/drawing/2015/10/21/chartex" xmlns:cx3="http://schemas.microsoft.com/office/drawing/2016/5/9/chartex" xmlns:cx4="http://schemas.microsoft.com/office/drawing/2016/5/10/chartex" xmlns:cx5="http://schemas.microsoft.com/office/drawing/2016/5/11/chartex" xmlns:cx6="http://schemas.microsoft.com/office/drawing/2016/5/12/chartex" xmlns:cx7="http://schemas.microsoft.com/office/drawing/2016/5/13/chartex" xmlns:cx8="http://schemas.microsoft.com/office/drawing/2016/5/14/chartex" xmlns:mc="http://schemas.openxmlformats.org/markup-compatibility/2006" xmlns:aink="http://schemas.microsoft.com/office/drawing/2016/ink" xmlns:am3d="http://schemas.microsoft.com/office/drawing/2017/model3d" xmlns:o="urn:schemas-microsoft-com:office:office" xmlns:r="http://schemas.openxmlformats.org/officeDocument/2006/relationships" xmlns:m="http://schemas.openxmlformats.org/officeDocument/2006/math" xmlns:v="urn:schemas-microsoft-com:vml" xmlns:wp14="http://schemas.microsoft.com/office/word/2010/wordprocessingDrawing" xmlns:wp="http://schemas.openxmlformats.org/drawingml/2006/wordprocessingDrawing" xmlns:w10="urn:schemas-microsoft-com:office:word" xmlns:w="http://schemas.openxmlformats.org/wordprocessingml/2006/main" xmlns:w14="http://schemas.microsoft.com/office/word/2010/wordml" xmlns:w15="http://schemas.microsoft.com/office/word/2012/wordml" xmlns:w16cex="http://schemas.microsoft.com/office/word/2018/wordml/cex" xmlns:w16cid="http://schemas.microsoft.com/office/word/2016/wordml/cid" xmlns:w16="http://schemas.microsoft.com/office/word/2018/wordml" xmlns:w16sdtdh="http://schemas.microsoft.com/office/word/2020/wordml/sdtdatahash" xmlns:w16se="http://schemas.microsoft.com/office/word/2015/wordml/symex" xmlns:wpg="http://schemas.microsoft.com/office/word/2010/wordprocessingGroup" xmlns:wpi="http://schemas.microsoft.com/office/word/2010/wordprocessingInk" xmlns:wne="http://schemas.microsoft.com/office/word/2006/wordml" xmlns:wps="http://schemas.microsoft.com/office/word/2010/wordprocessingShape" mc:Ignorable="w14 w15 w16se w16cid w16 w16cex w16sdtdh wp14">
+  <w:abstractNum w:abstractNumId="0" w15:restartNumberingAfterBreak="0">
+    <w:nsid w:val="103B686E"/>
+    <w:multiLevelType w:val="hybridMultilevel"/>
+    <w:tmpl w:val="B2AA9F2E"/>
+    <w:lvl w:ilvl="0" w:tplc="0809000F">
+      <w:start w:val="1"/>
+      <w:numFmt w:val="decimal"/>
+      <w:lvlText w:val="%1."/>
+      <w:lvlJc w:val="left"/>
+      <w:pPr>
+        <w:ind w:left="720" w:hanging="360"/>
+      </w:pPr>
+    </w:lvl>
+    <w:lvl w:ilvl="1" w:tplc="08090019" w:tentative="1">
+      <w:start w:val="1"/>
+      <w:numFmt w:val="lowerLetter"/>
+      <w:lvlText w:val="%2."/>
+      <w:lvlJc w:val="left"/>
+      <w:pPr>
+        <w:ind w:left="1440" w:hanging="360"/>
+      </w:pPr>
+    </w:lvl>
+    <w:lvl w:ilvl="2" w:tplc="0809001B" w:tentative="1">
+      <w:start w:val="1"/>
+      <w:numFmt w:val="lowerRoman"/>
+      <w:lvlText w:val="%3."/>
+      <w:lvlJc w:val="right"/>
+      <w:pPr>
+        <w:ind w:left="2160" w:hanging="180"/>
+      </w:pPr>
+    </w:lvl>
+    <w:lvl w:ilvl="3" w:tplc="0809000F" w:tentative="1">
+      <w:start w:val="1"/>
+      <w:numFmt w:val="decimal"/>
+      <w:lvlText w:val="%4."/>
+      <w:lvlJc w:val="left"/>
+      <w:pPr>
+        <w:ind w:left="2880" w:hanging="360"/>
+      </w:pPr>
+    </w:lvl>
+    <w:lvl w:ilvl="4" w:tplc="08090019" w:tentative="1">
+      <w:start w:val="1"/>
+      <w:numFmt w:val="lowerLetter"/>
+      <w:lvlText w:val="%5."/>
+      <w:lvlJc w:val="left"/>
+      <w:pPr>
+        <w:ind w:left="3600" w:hanging="360"/>
+      </w:pPr>
+    </w:lvl>
+    <w:lvl w:ilvl="5" w:tplc="0809001B" w:tentative="1">
+      <w:start w:val="1"/>
+      <w:numFmt w:val="lowerRoman"/>
+      <w:lvlText w:val="%6."/>
+      <w:lvlJc w:val="right"/>
+      <w:pPr>
+        <w:ind w:left="4320" w:hanging="180"/>
+      </w:pPr>
+    </w:lvl>
+    <w:lvl w:ilvl="6" w:tplc="0809000F" w:tentative="1">
+      <w:start w:val="1"/>
+      <w:numFmt w:val="decimal"/>
+      <w:lvlText w:val="%7."/>
+      <w:lvlJc w:val="left"/>
+      <w:pPr>
+        <w:ind w:left="5040" w:hanging="360"/>
+      </w:pPr>
+    </w:lvl>
+    <w:lvl w:ilvl="7" w:tplc="08090019" w:tentative="1">
+      <w:start w:val="1"/>
+      <w:numFmt w:val="lowerLetter"/>
+      <w:lvlText w:val="%8."/>
+      <w:lvlJc w:val="left"/>
+      <w:pPr>
+        <w:ind w:left="5760" w:hanging="360"/>
+      </w:pPr>
+    </w:lvl>
+    <w:lvl w:ilvl="8" w:tplc="0809001B" w:tentative="1">
+      <w:start w:val="1"/>
+      <w:numFmt w:val="lowerRoman"/>
+      <w:lvlText w:val="%9."/>
+      <w:lvlJc w:val="right"/>
+      <w:pPr>
+        <w:ind w:left="6480" w:hanging="180"/>
+      </w:pPr>
+    </w:lvl>
+  </w:abstractNum>
+  <w:abstractNum w:abstractNumId="1" w15:restartNumberingAfterBreak="0">
+    <w:nsid w:val="4A392008"/>
+    <w:multiLevelType w:val="hybridMultilevel"/>
+    <w:tmpl w:val="0FB87486"/>
+    <w:lvl w:ilvl="0" w:tplc="08090001">
+      <w:start w:val="1"/>
+      <w:numFmt w:val="bullet"/>
+      <w:lvlText w:val=""/>
+      <w:lvlJc w:val="left"/>
+      <w:pPr>
+        <w:ind w:left="720" w:hanging="360"/>
+      </w:pPr>
+      <w:rPr>
+        <w:rFonts w:ascii="Symbol" w:hAnsi="Symbol" w:hint="default"/>
+      </w:rPr>
+    </w:lvl>
+    <w:lvl w:ilvl="1" w:tplc="08090003" w:tentative="1">
+      <w:start w:val="1"/>
+      <w:numFmt w:val="bullet"/>
+      <w:lvlText w:val="o"/>
+      <w:lvlJc w:val="left"/>
+      <w:pPr>
+        <w:ind w:left="1440" w:hanging="360"/>
+      </w:pPr>
+      <w:rPr>
+        <w:rFonts w:ascii="Courier New" w:hAnsi="Courier New" w:cs="Courier New" w:hint="default"/>
+      </w:rPr>
+    </w:lvl>
+    <w:lvl w:ilvl="2" w:tplc="08090005" w:tentative="1">
+      <w:start w:val="1"/>
+      <w:numFmt w:val="bullet"/>
+      <w:lvlText w:val=""/>
+      <w:lvlJc w:val="left"/>
+      <w:pPr>
+        <w:ind w:left="2160" w:hanging="360"/>
+      </w:pPr>
+      <w:rPr>
+        <w:rFonts w:ascii="Wingdings" w:hAnsi="Wingdings" w:hint="default"/>
+      </w:rPr>
+    </w:lvl>
+    <w:lvl w:ilvl="3" w:tplc="08090001" w:tentative="1">
+      <w:start w:val="1"/>
+      <w:numFmt w:val="bullet"/>
+      <w:lvlText w:val=""/>
+      <w:lvlJc w:val="left"/>
+      <w:pPr>
+        <w:ind w:left="2880" w:hanging="360"/>
+      </w:pPr>
+      <w:rPr>
+        <w:rFonts w:ascii="Symbol" w:hAnsi="Symbol" w:hint="default"/>
+      </w:rPr>
+    </w:lvl>
+    <w:lvl w:ilvl="4" w:tplc="08090003" w:tentative="1">
+      <w:start w:val="1"/>
+      <w:numFmt w:val="bullet"/>
+      <w:lvlText w:val="o"/>
+      <w:lvlJc w:val="left"/>
+      <w:pPr>
+        <w:ind w:left="3600" w:hanging="360"/>
+      </w:pPr>
+      <w:rPr>
+        <w:rFonts w:ascii="Courier New" w:hAnsi="Courier New" w:cs="Courier New" w:hint="default"/>
+      </w:rPr>
+    </w:lvl>
+    <w:lvl w:ilvl="5" w:tplc="08090005" w:tentative="1">
+      <w:start w:val="1"/>
+      <w:numFmt w:val="bullet"/>
+      <w:lvlText w:val=""/>
+      <w:lvlJc w:val="left"/>
+      <w:pPr>
+        <w:ind w:left="4320" w:hanging="360"/>
+      </w:pPr>
+      <w:rPr>
+        <w:rFonts w:ascii="Wingdings" w:hAnsi="Wingdings" w:hint="default"/>
+      </w:rPr>
+    </w:lvl>
+    <w:lvl w:ilvl="6" w:tplc="08090001" w:tentative="1">
+      <w:start w:val="1"/>
+      <w:numFmt w:val="bullet"/>
+      <w:lvlText w:val=""/>
+      <w:lvlJc w:val="left"/>
+      <w:pPr>
+        <w:ind w:left="5040" w:hanging="360"/>
+      </w:pPr>
+      <w:rPr>
+        <w:rFonts w:ascii="Symbol" w:hAnsi="Symbol" w:hint="default"/>
+      </w:rPr>
+    </w:lvl>
+    <w:lvl w:ilvl="7" w:tplc="08090003" w:tentative="1">
+      <w:start w:val="1"/>
+      <w:numFmt w:val="bullet"/>
+      <w:lvlText w:val="o"/>
+      <w:lvlJc w:val="left"/>
+      <w:pPr>
+        <w:ind w:left="5760" w:hanging="360"/>
+      </w:pPr>
+      <w:rPr>
+        <w:rFonts w:ascii="Courier New" w:hAnsi="Courier New" w:cs="Courier New" w:hint="default"/>
+      </w:rPr>
+    </w:lvl>
+    <w:lvl w:ilvl="8" w:tplc="08090005" w:tentative="1">
+      <w:start w:val="1"/>
+      <w:numFmt w:val="bullet"/>
+      <w:lvlText w:val=""/>
+      <w:lvlJc w:val="left"/>
+      <w:pPr>
+        <w:ind w:left="6480" w:hanging="360"/>
+      </w:pPr>
+      <w:rPr>
+        <w:rFonts w:ascii="Wingdings" w:hAnsi="Wingdings" w:hint="default"/>
+      </w:rPr>
+    </w:lvl>
+  </w:abstractNum>
+  <w:num w:numId="1">
+    <w:abstractNumId w:val="0"/>
+  </w:num>
+  <w:num w:numId="2">
+    <w:abstractNumId w:val="1"/>
+  </w:num>
+</w:numbering>
+</file>
+
 <file path=word/styles.xml><?xml version="1.0" encoding="utf-8"?>
-<w:styles xmlns:mc="http://schemas.openxmlformats.org/markup-compatibility/2006" xmlns:r="http://schemas.openxmlformats.org/officeDocument/2006/relationships" xmlns:w="http://schemas.openxmlformats.org/wordprocessingml/2006/main" xmlns:w14="http://schemas.microsoft.com/office/word/2010/wordml" xmlns:w15="http://schemas.microsoft.com/office/word/2012/wordml" xmlns:w16cid="http://schemas.microsoft.com/office/word/2016/wordml/cid" xmlns:w16se="http://schemas.microsoft.com/office/word/2015/wordml/symex" mc:Ignorable="w14 w15 w16se w16cid">
+<w:styles xmlns:mc="http://schemas.openxmlformats.org/markup-compatibility/2006" xmlns:r="http://schemas.openxmlformats.org/officeDocument/2006/relationships" xmlns:w="http://schemas.openxmlformats.org/wordprocessingml/2006/main" xmlns:w14="http://schemas.microsoft.com/office/word/2010/wordml" xmlns:w15="http://schemas.microsoft.com/office/word/2012/wordml" xmlns:w16cex="http://schemas.microsoft.com/office/word/2018/wordml/cex" xmlns:w16cid="http://schemas.microsoft.com/office/word/2016/wordml/cid" xmlns:w16="http://schemas.microsoft.com/office/word/2018/wordml" xmlns:w16sdtdh="http://schemas.microsoft.com/office/word/2020/wordml/sdtdatahash" xmlns:w16se="http://schemas.microsoft.com/office/word/2015/wordml/symex" mc:Ignorable="w14 w15 w16se w16cid w16 w16cex w16sdtdh">
   <w:docDefaults>
     <w:rPrDefault>
       <w:rPr>
         <w:rFonts w:asciiTheme="minorHAnsi" w:eastAsiaTheme="minorEastAsia" w:hAnsiTheme="minorHAnsi" w:cstheme="minorBidi"/>
-        <w:lang w:eastAsia="en-US" w:bidi="ar-SA"/>
+        <w:lang w:val="en-GB" w:eastAsia="en-US" w:bidi="ar-SA"/>
       </w:rPr>
     </w:rPrDefault>
     <w:pPrDefault>
@@ -242,7 +460,7 @@
       </w:pPr>
     </w:pPrDefault>
   </w:docDefaults>
-  <w:latentStyles w:defLockedState="0" w:defUIPriority="99" w:defSemiHidden="0" w:defUnhideWhenUsed="0" w:defQFormat="0" w:count="375">
+  <w:latentStyles w:defLockedState="0" w:defUIPriority="99" w:defSemiHidden="0" w:defUnhideWhenUsed="0" w:defQFormat="0" w:count="376">
     <w:lsdException w:name="Normal" w:uiPriority="0" w:qFormat="1"/>
     <w:lsdException w:name="heading 1" w:uiPriority="9" w:qFormat="1"/>
     <w:lsdException w:name="heading 2" w:semiHidden="1" w:uiPriority="9" w:unhideWhenUsed="1" w:qFormat="1"/>
@@ -618,14 +836,14 @@
     <w:lsdException w:name="Smart Hyperlink" w:semiHidden="1" w:unhideWhenUsed="1"/>
     <w:lsdException w:name="Hashtag" w:semiHidden="1" w:unhideWhenUsed="1"/>
     <w:lsdException w:name="Unresolved Mention" w:semiHidden="1" w:unhideWhenUsed="1"/>
+    <w:lsdException w:name="Smart Link" w:semiHidden="1" w:unhideWhenUsed="1"/>
   </w:latentStyles>
   <w:style w:type="paragraph" w:default="1" w:styleId="Normal">
     <w:name w:val="Normal"/>
     <w:qFormat/>
-    <w:rsid w:val="00AC0308"/>
+    <w:rsid w:val="00E96106"/>
     <w:rPr>
       <w:rFonts w:ascii="Cambria" w:hAnsi="Cambria"/>
-      <w:sz w:val="24"/>
     </w:rPr>
   </w:style>
   <w:style w:type="paragraph" w:styleId="Heading1">
@@ -635,7 +853,7 @@
     <w:link w:val="Heading1Char"/>
     <w:uiPriority w:val="9"/>
     <w:qFormat/>
-    <w:rsid w:val="00FD313E"/>
+    <w:rsid w:val="00E96106"/>
     <w:pPr>
       <w:pBdr>
         <w:top w:val="single" w:sz="24" w:space="0" w:color="4472C4" w:themeColor="accent1"/>
@@ -651,7 +869,7 @@
       <w:caps/>
       <w:color w:val="FFFFFF" w:themeColor="background1"/>
       <w:spacing w:val="15"/>
-      <w:sz w:val="28"/>
+      <w:sz w:val="22"/>
       <w:szCs w:val="22"/>
     </w:rPr>
   </w:style>
@@ -663,7 +881,7 @@
     <w:uiPriority w:val="9"/>
     <w:unhideWhenUsed/>
     <w:qFormat/>
-    <w:rsid w:val="00FD313E"/>
+    <w:rsid w:val="00A54E6D"/>
     <w:pPr>
       <w:pBdr>
         <w:top w:val="single" w:sz="24" w:space="0" w:color="D9E2F3" w:themeColor="accent1" w:themeTint="33"/>
@@ -678,7 +896,6 @@
     <w:rPr>
       <w:caps/>
       <w:spacing w:val="15"/>
-      <w:sz w:val="26"/>
     </w:rPr>
   </w:style>
   <w:style w:type="paragraph" w:styleId="Heading3">
@@ -869,12 +1086,13 @@
     <w:basedOn w:val="DefaultParagraphFont"/>
     <w:link w:val="Heading1"/>
     <w:uiPriority w:val="9"/>
-    <w:rsid w:val="00FD313E"/>
-    <w:rPr>
+    <w:rsid w:val="00E96106"/>
+    <w:rPr>
+      <w:rFonts w:ascii="Cambria" w:hAnsi="Cambria"/>
       <w:caps/>
       <w:color w:val="FFFFFF" w:themeColor="background1"/>
       <w:spacing w:val="15"/>
-      <w:sz w:val="28"/>
+      <w:sz w:val="22"/>
       <w:szCs w:val="22"/>
       <w:shd w:val="clear" w:color="auto" w:fill="4472C4" w:themeFill="accent1"/>
     </w:rPr>
@@ -884,11 +1102,11 @@
     <w:basedOn w:val="DefaultParagraphFont"/>
     <w:link w:val="Heading2"/>
     <w:uiPriority w:val="9"/>
-    <w:rsid w:val="00FD313E"/>
-    <w:rPr>
+    <w:rsid w:val="00A54E6D"/>
+    <w:rPr>
+      <w:rFonts w:ascii="Cambria" w:hAnsi="Cambria"/>
       <w:caps/>
       <w:spacing w:val="15"/>
-      <w:sz w:val="26"/>
       <w:shd w:val="clear" w:color="auto" w:fill="D9E2F3" w:themeFill="accent1" w:themeFillTint="33"/>
     </w:rPr>
   </w:style>

--- a/Section-1.docx
+++ b/Section-1.docx
@@ -1,6 +1,6 @@
 
 <file path=word/document.xml><?xml version="1.0" encoding="utf-8"?>
-<w:document xmlns:wpc="http://schemas.microsoft.com/office/word/2010/wordprocessingCanvas" xmlns:cx="http://schemas.microsoft.com/office/drawing/2014/chartex" xmlns:cx1="http://schemas.microsoft.com/office/drawing/2015/9/8/chartex" xmlns:cx2="http://schemas.microsoft.com/office/drawing/2015/10/21/chartex" xmlns:cx3="http://schemas.microsoft.com/office/drawing/2016/5/9/chartex" xmlns:cx4="http://schemas.microsoft.com/office/drawing/2016/5/10/chartex" xmlns:cx5="http://schemas.microsoft.com/office/drawing/2016/5/11/chartex" xmlns:cx6="http://schemas.microsoft.com/office/drawing/2016/5/12/chartex" xmlns:cx7="http://schemas.microsoft.com/office/drawing/2016/5/13/chartex" xmlns:cx8="http://schemas.microsoft.com/office/drawing/2016/5/14/chartex" xmlns:mc="http://schemas.openxmlformats.org/markup-compatibility/2006" xmlns:aink="http://schemas.microsoft.com/office/drawing/2016/ink" xmlns:am3d="http://schemas.microsoft.com/office/drawing/2017/model3d" xmlns:o="urn:schemas-microsoft-com:office:office" xmlns:r="http://schemas.openxmlformats.org/officeDocument/2006/relationships" xmlns:m="http://schemas.openxmlformats.org/officeDocument/2006/math" xmlns:v="urn:schemas-microsoft-com:vml" xmlns:wp14="http://schemas.microsoft.com/office/word/2010/wordprocessingDrawing" xmlns:wp="http://schemas.openxmlformats.org/drawingml/2006/wordprocessingDrawing" xmlns:w10="urn:schemas-microsoft-com:office:word" xmlns:w="http://schemas.openxmlformats.org/wordprocessingml/2006/main" xmlns:w14="http://schemas.microsoft.com/office/word/2010/wordml" xmlns:w15="http://schemas.microsoft.com/office/word/2012/wordml" xmlns:w16cex="http://schemas.microsoft.com/office/word/2018/wordml/cex" xmlns:w16cid="http://schemas.microsoft.com/office/word/2016/wordml/cid" xmlns:w16="http://schemas.microsoft.com/office/word/2018/wordml" xmlns:w16sdtdh="http://schemas.microsoft.com/office/word/2020/wordml/sdtdatahash" xmlns:w16se="http://schemas.microsoft.com/office/word/2015/wordml/symex" xmlns:wpg="http://schemas.microsoft.com/office/word/2010/wordprocessingGroup" xmlns:wpi="http://schemas.microsoft.com/office/word/2010/wordprocessingInk" xmlns:wne="http://schemas.microsoft.com/office/word/2006/wordml" xmlns:wps="http://schemas.microsoft.com/office/word/2010/wordprocessingShape" mc:Ignorable="w14 w15 w16se w16cid w16 w16cex w16sdtdh wp14">
+<w:document xmlns:wpc="http://schemas.microsoft.com/office/word/2010/wordprocessingCanvas" xmlns:cx="http://schemas.microsoft.com/office/drawing/2014/chartex" xmlns:cx1="http://schemas.microsoft.com/office/drawing/2015/9/8/chartex" xmlns:cx2="http://schemas.microsoft.com/office/drawing/2015/10/21/chartex" xmlns:cx3="http://schemas.microsoft.com/office/drawing/2016/5/9/chartex" xmlns:cx4="http://schemas.microsoft.com/office/drawing/2016/5/10/chartex" xmlns:cx5="http://schemas.microsoft.com/office/drawing/2016/5/11/chartex" xmlns:cx6="http://schemas.microsoft.com/office/drawing/2016/5/12/chartex" xmlns:cx7="http://schemas.microsoft.com/office/drawing/2016/5/13/chartex" xmlns:cx8="http://schemas.microsoft.com/office/drawing/2016/5/14/chartex" xmlns:mc="http://schemas.openxmlformats.org/markup-compatibility/2006" xmlns:aink="http://schemas.microsoft.com/office/drawing/2016/ink" xmlns:am3d="http://schemas.microsoft.com/office/drawing/2017/model3d" xmlns:o="urn:schemas-microsoft-com:office:office" xmlns:oel="http://schemas.microsoft.com/office/2019/extlst" xmlns:r="http://schemas.openxmlformats.org/officeDocument/2006/relationships" xmlns:m="http://schemas.openxmlformats.org/officeDocument/2006/math" xmlns:v="urn:schemas-microsoft-com:vml" xmlns:wp14="http://schemas.microsoft.com/office/word/2010/wordprocessingDrawing" xmlns:wp="http://schemas.openxmlformats.org/drawingml/2006/wordprocessingDrawing" xmlns:w10="urn:schemas-microsoft-com:office:word" xmlns:w="http://schemas.openxmlformats.org/wordprocessingml/2006/main" xmlns:w14="http://schemas.microsoft.com/office/word/2010/wordml" xmlns:w15="http://schemas.microsoft.com/office/word/2012/wordml" xmlns:w16cex="http://schemas.microsoft.com/office/word/2018/wordml/cex" xmlns:w16cid="http://schemas.microsoft.com/office/word/2016/wordml/cid" xmlns:w16="http://schemas.microsoft.com/office/word/2018/wordml" xmlns:w16du="http://schemas.microsoft.com/office/word/2023/wordml/word16du" xmlns:w16sdtdh="http://schemas.microsoft.com/office/word/2020/wordml/sdtdatahash" xmlns:w16sdtfl="http://schemas.microsoft.com/office/word/2024/wordml/sdtformatlock" xmlns:w16se="http://schemas.microsoft.com/office/word/2015/wordml/symex" xmlns:wpg="http://schemas.microsoft.com/office/word/2010/wordprocessingGroup" xmlns:wpi="http://schemas.microsoft.com/office/word/2010/wordprocessingInk" xmlns:wne="http://schemas.microsoft.com/office/word/2006/wordml" xmlns:wps="http://schemas.microsoft.com/office/word/2010/wordprocessingShape" mc:Ignorable="w14 w15 w16se w16cid w16 w16cex w16sdtdh w16sdtfl w16du wp14">
   <w:body>
     <w:p>
       <w:pPr>
@@ -11,29 +11,28 @@
         </w:numPr>
         <w:jc w:val="both"/>
         <w:rPr>
+          <w:sz w:val="20"/>
+          <w:szCs w:val="20"/>
           <w:lang w:val="en-US"/>
         </w:rPr>
       </w:pPr>
       <w:r>
         <w:rPr>
+          <w:caps w:val="0"/>
+          <w:sz w:val="20"/>
+          <w:szCs w:val="20"/>
           <w:lang w:val="en-US"/>
         </w:rPr>
-        <w:t>Artificial Intelligence</w:t>
+        <w:t>ARTIFICIAL INTELLIGENCE</w:t>
       </w:r>
     </w:p>
     <w:p>
       <w:pPr>
         <w:ind w:left="360"/>
         <w:jc w:val="both"/>
-        <w:rPr>
-          <w:szCs w:val="24"/>
-        </w:rPr>
       </w:pPr>
       <w:r>
-        <w:rPr>
-          <w:szCs w:val="24"/>
-        </w:rPr>
-        <w:t>Artificial Intelligence, or AI, is the area of computer science that focuses on creating machines or systems that can perform tasks which normally need human intelligence. These tasks include understanding language, recognizing images, solving problems, and making decisions. In short, AI is about teaching machines how to think and act smart, just like humans.</w:t>
+        <w:t>ARTIFICIAL INTELLIGENCE, OR AI, IS THE AREA OF COMPUTER SCIENCE THAT FOCUSES ON CREATING MACHINES OR SYSTEMS THAT CAN PERFORM TASKS WHICH NORMALLY NEED HUMAN INTELLIGENCE. THESE TASKS INCLUDE UNDERSTANDING LANGUAGE, RECOGNIZING IMAGES, SOLVING PROBLEMS, AND MAKING DECISIONS. IN SHORT, AI IS ABOUT TEACHING MACHINES HOW TO THINK AND ACT SMART, JUST LIKE HUMANS.</w:t>
       </w:r>
     </w:p>
     <w:p>
@@ -45,29 +44,28 @@
         </w:numPr>
         <w:jc w:val="both"/>
         <w:rPr>
+          <w:sz w:val="20"/>
+          <w:szCs w:val="20"/>
           <w:lang w:val="en-US"/>
         </w:rPr>
       </w:pPr>
       <w:r>
         <w:rPr>
+          <w:caps w:val="0"/>
+          <w:sz w:val="20"/>
+          <w:szCs w:val="20"/>
           <w:lang w:val="en-US"/>
         </w:rPr>
-        <w:t>Machine Learning</w:t>
+        <w:t>MACHINE LEARNING</w:t>
       </w:r>
     </w:p>
     <w:p>
       <w:pPr>
         <w:ind w:left="360"/>
         <w:jc w:val="both"/>
-        <w:rPr>
-          <w:szCs w:val="24"/>
-        </w:rPr>
       </w:pPr>
       <w:r>
-        <w:rPr>
-          <w:szCs w:val="24"/>
-        </w:rPr>
-        <w:t>Machine learning refers to the capability of a computer or system to learn from past experiences, mistakes, and patterns in data, and to use this learning to improve its performance without being explicitly programmed.</w:t>
+        <w:t>MACHINE LEARNING REFERS TO THE CAPABILITY OF A COMPUTER OR SYSTEM TO LEARN FROM PAST EXPERIENCES, MISTAKES, AND PATTERNS IN DATA, AND TO USE THIS LEARNING TO IMPROVE ITS PERFORMANCE WITHOUT BEING EXPLICITLY PROGRAMMED.</w:t>
       </w:r>
     </w:p>
     <w:p>
@@ -79,29 +77,28 @@
         </w:numPr>
         <w:jc w:val="both"/>
         <w:rPr>
+          <w:sz w:val="20"/>
+          <w:szCs w:val="20"/>
           <w:lang w:val="en-US"/>
         </w:rPr>
       </w:pPr>
       <w:r>
         <w:rPr>
+          <w:caps w:val="0"/>
+          <w:sz w:val="20"/>
+          <w:szCs w:val="20"/>
           <w:lang w:val="en-US"/>
         </w:rPr>
-        <w:t>Deep learning</w:t>
+        <w:t>DEEP LEARNING</w:t>
       </w:r>
     </w:p>
     <w:p>
       <w:pPr>
         <w:ind w:left="360"/>
         <w:jc w:val="both"/>
-        <w:rPr>
-          <w:szCs w:val="24"/>
-        </w:rPr>
       </w:pPr>
       <w:r>
-        <w:rPr>
-          <w:szCs w:val="24"/>
-        </w:rPr>
-        <w:t>Deep learning is a special type of machine learning that uses structures called artificial neural networks, which are designed to work like the human brain. These networks have many layers, and each layer learns something small from the data. When all layers work together, the machine can understand complex patterns, like recognizing faces, translating languages, or even driving cars. In short, deep learning is machine learning with many layers that allow computers to learn from very large amounts of data.</w:t>
+        <w:t>DEEP LEARNING IS A SPECIAL TYPE OF MACHINE LEARNING THAT USES STRUCTURES CALLED ARTIFICIAL NEURAL NETWORKS, WHICH ARE DESIGNED TO WORK LIKE THE HUMAN BRAIN. THESE NETWORKS HAVE MANY LAYERS, AND EACH LAYER LEARNS SOMETHING SMALL FROM THE DATA. WHEN ALL LAYERS WORK TOGETHER, THE MACHINE CAN UNDERSTAND COMPLEX PATTERNS, LIKE RECOGNIZING FACES, TRANSLATING LANGUAGES, OR EVEN DRIVING CARS. IN SHORT, DEEP LEARNING IS MACHINE LEARNING WITH MANY LAYERS THAT ALLOW COMPUTERS TO LEARN FROM VERY LARGE AMOUNTS OF DATA.</w:t>
       </w:r>
     </w:p>
     <w:p>
@@ -118,23 +115,18 @@
       </w:pPr>
       <w:r>
         <w:rPr>
+          <w:caps w:val="0"/>
           <w:lang w:val="en-US"/>
         </w:rPr>
-        <w:t>Hierarchy</w:t>
+        <w:t>HIERARCHY</w:t>
       </w:r>
     </w:p>
     <w:p>
       <w:pPr>
         <w:ind w:firstLine="360"/>
         <w:jc w:val="both"/>
-        <w:rPr>
-          <w:szCs w:val="24"/>
-        </w:rPr>
       </w:pPr>
       <w:r>
-        <w:rPr>
-          <w:szCs w:val="24"/>
-        </w:rPr>
         <w:t>AI → ML → DL</w:t>
       </w:r>
     </w:p>
@@ -146,6 +138,25 @@
           <w:numId w:val="1"/>
         </w:numPr>
         <w:rPr>
+          <w:sz w:val="20"/>
+          <w:szCs w:val="20"/>
+          <w:lang w:val="en-US"/>
+        </w:rPr>
+      </w:pPr>
+      <w:r>
+        <w:rPr>
+          <w:caps w:val="0"/>
+          <w:sz w:val="20"/>
+          <w:szCs w:val="20"/>
+          <w:lang w:val="en-US"/>
+        </w:rPr>
+        <w:t>FIRST IMAGE CLASSIFIER</w:t>
+      </w:r>
+    </w:p>
+    <w:p>
+      <w:pPr>
+        <w:ind w:firstLine="360"/>
+        <w:rPr>
           <w:lang w:val="en-US"/>
         </w:rPr>
       </w:pPr>
@@ -153,21 +164,7 @@
         <w:rPr>
           <w:lang w:val="en-US"/>
         </w:rPr>
-        <w:t>First Image Classifier</w:t>
-      </w:r>
-    </w:p>
-    <w:p>
-      <w:pPr>
-        <w:ind w:firstLine="360"/>
-        <w:rPr>
-          <w:lang w:val="en-US"/>
-        </w:rPr>
-      </w:pPr>
-      <w:r>
-        <w:rPr>
-          <w:lang w:val="en-US"/>
-        </w:rPr>
-        <w:t>Teachable Machines</w:t>
+        <w:t>TEACHABLE MACHINES</w:t>
       </w:r>
     </w:p>
     <w:p>
@@ -178,14 +175,19 @@
           <w:numId w:val="1"/>
         </w:numPr>
         <w:rPr>
+          <w:sz w:val="20"/>
+          <w:szCs w:val="20"/>
           <w:lang w:val="en-US"/>
         </w:rPr>
       </w:pPr>
       <w:r>
         <w:rPr>
+          <w:caps w:val="0"/>
+          <w:sz w:val="20"/>
+          <w:szCs w:val="20"/>
           <w:lang w:val="en-US"/>
         </w:rPr>
-        <w:t>Resources</w:t>
+        <w:t>RESOURCES</w:t>
       </w:r>
     </w:p>
     <w:p>
@@ -203,7 +205,7 @@
             <w:rStyle w:val="Hyperlink"/>
             <w:rFonts w:eastAsia="Courier New" w:cs="Courier New"/>
           </w:rPr>
-          <w:t>https://ml-cheatsheet.readthedocs.io/en/latest/</w:t>
+          <w:t>HTTPS://ML-CHEATSHEET.READTHEDOCS.IO/EN/LATEST/</w:t>
         </w:r>
       </w:hyperlink>
     </w:p>
@@ -213,8 +215,6 @@
         <w:rPr>
           <w:rFonts w:eastAsia="Courier New" w:cs="Courier New"/>
           <w:color w:val="B4690E"/>
-          <w:sz w:val="26"/>
-          <w:szCs w:val="26"/>
         </w:rPr>
       </w:pPr>
     </w:p>
@@ -236,7 +236,7 @@
 </file>
 
 <file path=word/numbering.xml><?xml version="1.0" encoding="utf-8"?>
-<w:numbering xmlns:wpc="http://schemas.microsoft.com/office/word/2010/wordprocessingCanvas" xmlns:cx="http://schemas.microsoft.com/office/drawing/2014/chartex" xmlns:cx1="http://schemas.microsoft.com/office/drawing/2015/9/8/chartex" xmlns:cx2="http://schemas.microsoft.com/office/drawing/2015/10/21/chartex" xmlns:cx3="http://schemas.microsoft.com/office/drawing/2016/5/9/chartex" xmlns:cx4="http://schemas.microsoft.com/office/drawing/2016/5/10/chartex" xmlns:cx5="http://schemas.microsoft.com/office/drawing/2016/5/11/chartex" xmlns:cx6="http://schemas.microsoft.com/office/drawing/2016/5/12/chartex" xmlns:cx7="http://schemas.microsoft.com/office/drawing/2016/5/13/chartex" xmlns:cx8="http://schemas.microsoft.com/office/drawing/2016/5/14/chartex" xmlns:mc="http://schemas.openxmlformats.org/markup-compatibility/2006" xmlns:aink="http://schemas.microsoft.com/office/drawing/2016/ink" xmlns:am3d="http://schemas.microsoft.com/office/drawing/2017/model3d" xmlns:o="urn:schemas-microsoft-com:office:office" xmlns:r="http://schemas.openxmlformats.org/officeDocument/2006/relationships" xmlns:m="http://schemas.openxmlformats.org/officeDocument/2006/math" xmlns:v="urn:schemas-microsoft-com:vml" xmlns:wp14="http://schemas.microsoft.com/office/word/2010/wordprocessingDrawing" xmlns:wp="http://schemas.openxmlformats.org/drawingml/2006/wordprocessingDrawing" xmlns:w10="urn:schemas-microsoft-com:office:word" xmlns:w="http://schemas.openxmlformats.org/wordprocessingml/2006/main" xmlns:w14="http://schemas.microsoft.com/office/word/2010/wordml" xmlns:w15="http://schemas.microsoft.com/office/word/2012/wordml" xmlns:w16cex="http://schemas.microsoft.com/office/word/2018/wordml/cex" xmlns:w16cid="http://schemas.microsoft.com/office/word/2016/wordml/cid" xmlns:w16="http://schemas.microsoft.com/office/word/2018/wordml" xmlns:w16sdtdh="http://schemas.microsoft.com/office/word/2020/wordml/sdtdatahash" xmlns:w16se="http://schemas.microsoft.com/office/word/2015/wordml/symex" xmlns:wpg="http://schemas.microsoft.com/office/word/2010/wordprocessingGroup" xmlns:wpi="http://schemas.microsoft.com/office/word/2010/wordprocessingInk" xmlns:wne="http://schemas.microsoft.com/office/word/2006/wordml" xmlns:wps="http://schemas.microsoft.com/office/word/2010/wordprocessingShape" mc:Ignorable="w14 w15 w16se w16cid w16 w16cex w16sdtdh wp14">
+<w:numbering xmlns:wpc="http://schemas.microsoft.com/office/word/2010/wordprocessingCanvas" xmlns:cx="http://schemas.microsoft.com/office/drawing/2014/chartex" xmlns:cx1="http://schemas.microsoft.com/office/drawing/2015/9/8/chartex" xmlns:cx2="http://schemas.microsoft.com/office/drawing/2015/10/21/chartex" xmlns:cx3="http://schemas.microsoft.com/office/drawing/2016/5/9/chartex" xmlns:cx4="http://schemas.microsoft.com/office/drawing/2016/5/10/chartex" xmlns:cx5="http://schemas.microsoft.com/office/drawing/2016/5/11/chartex" xmlns:cx6="http://schemas.microsoft.com/office/drawing/2016/5/12/chartex" xmlns:cx7="http://schemas.microsoft.com/office/drawing/2016/5/13/chartex" xmlns:cx8="http://schemas.microsoft.com/office/drawing/2016/5/14/chartex" xmlns:mc="http://schemas.openxmlformats.org/markup-compatibility/2006" xmlns:aink="http://schemas.microsoft.com/office/drawing/2016/ink" xmlns:am3d="http://schemas.microsoft.com/office/drawing/2017/model3d" xmlns:o="urn:schemas-microsoft-com:office:office" xmlns:oel="http://schemas.microsoft.com/office/2019/extlst" xmlns:r="http://schemas.openxmlformats.org/officeDocument/2006/relationships" xmlns:m="http://schemas.openxmlformats.org/officeDocument/2006/math" xmlns:v="urn:schemas-microsoft-com:vml" xmlns:wp14="http://schemas.microsoft.com/office/word/2010/wordprocessingDrawing" xmlns:wp="http://schemas.openxmlformats.org/drawingml/2006/wordprocessingDrawing" xmlns:w10="urn:schemas-microsoft-com:office:word" xmlns:w="http://schemas.openxmlformats.org/wordprocessingml/2006/main" xmlns:w14="http://schemas.microsoft.com/office/word/2010/wordml" xmlns:w15="http://schemas.microsoft.com/office/word/2012/wordml" xmlns:w16cex="http://schemas.microsoft.com/office/word/2018/wordml/cex" xmlns:w16cid="http://schemas.microsoft.com/office/word/2016/wordml/cid" xmlns:w16="http://schemas.microsoft.com/office/word/2018/wordml" xmlns:w16du="http://schemas.microsoft.com/office/word/2023/wordml/word16du" xmlns:w16sdtdh="http://schemas.microsoft.com/office/word/2020/wordml/sdtdatahash" xmlns:w16sdtfl="http://schemas.microsoft.com/office/word/2024/wordml/sdtformatlock" xmlns:w16se="http://schemas.microsoft.com/office/word/2015/wordml/symex" xmlns:wpg="http://schemas.microsoft.com/office/word/2010/wordprocessingGroup" xmlns:wpi="http://schemas.microsoft.com/office/word/2010/wordprocessingInk" xmlns:wne="http://schemas.microsoft.com/office/word/2006/wordml" xmlns:wps="http://schemas.microsoft.com/office/word/2010/wordprocessingShape" mc:Ignorable="w14 w15 w16se w16cid w16 w16cex w16sdtdh w16sdtfl w16du wp14">
   <w:abstractNum w:abstractNumId="0" w15:restartNumberingAfterBreak="0">
     <w:nsid w:val="103B686E"/>
     <w:multiLevelType w:val="hybridMultilevel"/>
@@ -436,17 +436,17 @@
       </w:rPr>
     </w:lvl>
   </w:abstractNum>
-  <w:num w:numId="1">
+  <w:num w:numId="1" w16cid:durableId="1298417909">
     <w:abstractNumId w:val="0"/>
   </w:num>
-  <w:num w:numId="2">
+  <w:num w:numId="2" w16cid:durableId="1209296388">
     <w:abstractNumId w:val="1"/>
   </w:num>
 </w:numbering>
 </file>
 
 <file path=word/styles.xml><?xml version="1.0" encoding="utf-8"?>
-<w:styles xmlns:mc="http://schemas.openxmlformats.org/markup-compatibility/2006" xmlns:r="http://schemas.openxmlformats.org/officeDocument/2006/relationships" xmlns:w="http://schemas.openxmlformats.org/wordprocessingml/2006/main" xmlns:w14="http://schemas.microsoft.com/office/word/2010/wordml" xmlns:w15="http://schemas.microsoft.com/office/word/2012/wordml" xmlns:w16cex="http://schemas.microsoft.com/office/word/2018/wordml/cex" xmlns:w16cid="http://schemas.microsoft.com/office/word/2016/wordml/cid" xmlns:w16="http://schemas.microsoft.com/office/word/2018/wordml" xmlns:w16sdtdh="http://schemas.microsoft.com/office/word/2020/wordml/sdtdatahash" xmlns:w16se="http://schemas.microsoft.com/office/word/2015/wordml/symex" mc:Ignorable="w14 w15 w16se w16cid w16 w16cex w16sdtdh">
+<w:styles xmlns:mc="http://schemas.openxmlformats.org/markup-compatibility/2006" xmlns:r="http://schemas.openxmlformats.org/officeDocument/2006/relationships" xmlns:w="http://schemas.openxmlformats.org/wordprocessingml/2006/main" xmlns:w14="http://schemas.microsoft.com/office/word/2010/wordml" xmlns:w15="http://schemas.microsoft.com/office/word/2012/wordml" xmlns:w16cex="http://schemas.microsoft.com/office/word/2018/wordml/cex" xmlns:w16cid="http://schemas.microsoft.com/office/word/2016/wordml/cid" xmlns:w16="http://schemas.microsoft.com/office/word/2018/wordml" xmlns:w16du="http://schemas.microsoft.com/office/word/2023/wordml/word16du" xmlns:w16sdtdh="http://schemas.microsoft.com/office/word/2020/wordml/sdtdatahash" xmlns:w16sdtfl="http://schemas.microsoft.com/office/word/2024/wordml/sdtformatlock" xmlns:w16se="http://schemas.microsoft.com/office/word/2015/wordml/symex" mc:Ignorable="w14 w15 w16se w16cid w16 w16cex w16sdtdh w16sdtfl w16du">
   <w:docDefaults>
     <w:rPrDefault>
       <w:rPr>
